--- a/assets/deepak/day2/day2-3_integration.docx
+++ b/assets/deepak/day2/day2-3_integration.docx
@@ -69,8 +69,10 @@
     <w:p>
       <w:pPr>
         <w:pStyle w:val="SourceCode"/>
-      </w:pPr>
-      <w:proofErr w:type="gramStart"/>
+        <w:rPr>
+          <w:rStyle w:val="NormalTok"/>
+        </w:rPr>
+      </w:pPr>
       <w:r>
         <w:rPr>
           <w:rStyle w:val="NormalTok"/>
@@ -93,14 +95,7 @@
         <w:rPr>
           <w:rStyle w:val="NormalTok"/>
         </w:rPr>
-        <w:t>(</w:t>
-      </w:r>
-      <w:proofErr w:type="gramEnd"/>
-      <w:r>
-        <w:rPr>
-          <w:rStyle w:val="NormalTok"/>
-        </w:rPr>
-        <w:t xml:space="preserve">seu, </w:t>
+        <w:t xml:space="preserve">(seu, </w:t>
       </w:r>
       <w:r>
         <w:rPr>
@@ -129,6 +124,14 @@
     </w:p>
     <w:p>
       <w:pPr>
+        <w:pStyle w:val="SourceCode"/>
+      </w:pPr>
+      <w:r>
+        <w:t>Code ends here</w:t>
+      </w:r>
+    </w:p>
+    <w:p>
+      <w:pPr>
         <w:pStyle w:val="FirstParagraph"/>
       </w:pPr>
       <w:r>
@@ -136,16 +139,16 @@
           <w:noProof/>
         </w:rPr>
         <w:drawing>
-          <wp:inline distT="0" distB="0" distL="0" distR="0" wp14:anchorId="4BC14989" wp14:editId="512EF6DE">
+          <wp:inline distT="0" distB="0" distL="0" distR="0" wp14:anchorId="4BC14989" wp14:editId="6508DFEC">
             <wp:extent cx="5334000" cy="4267200"/>
             <wp:effectExtent l="0" t="0" r="0" b="0"/>
-            <wp:docPr id="23" name="Picture"/>
+            <wp:docPr id="23" name="Picture" descr="MAP plot from previous code"/>
             <wp:cNvGraphicFramePr/>
             <a:graphic xmlns:a="http://schemas.openxmlformats.org/drawingml/2006/main">
               <a:graphicData uri="http://schemas.openxmlformats.org/drawingml/2006/picture">
                 <pic:pic xmlns:pic="http://schemas.openxmlformats.org/drawingml/2006/picture">
                   <pic:nvPicPr>
-                    <pic:cNvPr id="24" name="Picture" descr="day2-3_integration_files/figure-docx/unnamed-chunk-2-1.png"/>
+                    <pic:cNvPr id="23" name="Picture" descr="MAP plot from previous code"/>
                     <pic:cNvPicPr>
                       <a:picLocks noChangeAspect="1" noChangeArrowheads="1"/>
                     </pic:cNvPicPr>
@@ -215,6 +218,9 @@
     <w:p>
       <w:pPr>
         <w:pStyle w:val="SourceCode"/>
+        <w:rPr>
+          <w:rStyle w:val="NormalTok"/>
+        </w:rPr>
       </w:pPr>
       <w:r>
         <w:rPr>
@@ -528,6 +534,14 @@
           <w:rStyle w:val="NormalTok"/>
         </w:rPr>
         <w:t>]])</w:t>
+      </w:r>
+    </w:p>
+    <w:p>
+      <w:pPr>
+        <w:pStyle w:val="SourceCode"/>
+      </w:pPr>
+      <w:r>
+        <w:t>Code ends here</w:t>
       </w:r>
     </w:p>
     <w:p>
@@ -553,13 +567,14 @@
           <w:left w:w="144" w:type="dxa"/>
           <w:right w:w="144" w:type="dxa"/>
         </w:tblCellMar>
-        <w:tblLook w:val="0000" w:firstRow="0" w:lastRow="0" w:firstColumn="0" w:lastColumn="0" w:noHBand="0" w:noVBand="0"/>
+        <w:tblLook w:val="0020" w:firstRow="1" w:lastRow="0" w:firstColumn="0" w:lastColumn="0" w:noHBand="0" w:noVBand="0"/>
       </w:tblPr>
       <w:tblGrid>
-        <w:gridCol w:w="9648"/>
+        <w:gridCol w:w="9325"/>
       </w:tblGrid>
       <w:tr>
         <w:trPr>
+          <w:cnfStyle w:val="100000000000" w:firstRow="1" w:lastRow="0" w:firstColumn="0" w:lastColumn="0" w:oddVBand="0" w:evenVBand="0" w:oddHBand="0" w:evenHBand="0" w:firstRowFirstColumn="0" w:firstRowLastColumn="0" w:lastRowFirstColumn="0" w:lastRowLastColumn="0"/>
           <w:cantSplit/>
         </w:trPr>
         <w:tc>
@@ -577,52 +592,6 @@
               <w:spacing w:before="0" w:after="0"/>
               <w:textAlignment w:val="center"/>
             </w:pPr>
-            <w:r>
-              <w:rPr>
-                <w:noProof/>
-              </w:rPr>
-              <w:drawing>
-                <wp:inline distT="0" distB="0" distL="0" distR="0" wp14:anchorId="11C18448" wp14:editId="47FC8BA2">
-                  <wp:extent cx="152400" cy="152400"/>
-                  <wp:effectExtent l="0" t="0" r="0" b="0"/>
-                  <wp:docPr id="26" name="Picture"/>
-                  <wp:cNvGraphicFramePr/>
-                  <a:graphic xmlns:a="http://schemas.openxmlformats.org/drawingml/2006/main">
-                    <a:graphicData uri="http://schemas.openxmlformats.org/drawingml/2006/picture">
-                      <pic:pic xmlns:pic="http://schemas.openxmlformats.org/drawingml/2006/picture">
-                        <pic:nvPicPr>
-                          <pic:cNvPr id="27" name="Picture" descr="/Applications/RStudio.app/Contents/Resources/app/quarto/share/formats/docx/important.png"/>
-                          <pic:cNvPicPr>
-                            <a:picLocks noChangeAspect="1" noChangeArrowheads="1"/>
-                          </pic:cNvPicPr>
-                        </pic:nvPicPr>
-                        <pic:blipFill>
-                          <a:blip r:embed="rId7"/>
-                          <a:stretch>
-                            <a:fillRect/>
-                          </a:stretch>
-                        </pic:blipFill>
-                        <pic:spPr bwMode="auto">
-                          <a:xfrm>
-                            <a:off x="0" y="0"/>
-                            <a:ext cx="152400" cy="152400"/>
-                          </a:xfrm>
-                          <a:prstGeom prst="rect">
-                            <a:avLst/>
-                          </a:prstGeom>
-                          <a:noFill/>
-                          <a:ln w="9525">
-                            <a:noFill/>
-                            <a:headEnd/>
-                            <a:tailEnd/>
-                          </a:ln>
-                        </pic:spPr>
-                      </pic:pic>
-                    </a:graphicData>
-                  </a:graphic>
-                </wp:inline>
-              </w:drawing>
-            </w:r>
             <w:r>
               <w:t xml:space="preserve">  Exercise</w:t>
             </w:r>
@@ -703,13 +672,14 @@
           <w:left w:w="144" w:type="dxa"/>
           <w:right w:w="144" w:type="dxa"/>
         </w:tblCellMar>
-        <w:tblLook w:val="0000" w:firstRow="0" w:lastRow="0" w:firstColumn="0" w:lastColumn="0" w:noHBand="0" w:noVBand="0"/>
+        <w:tblLook w:val="0020" w:firstRow="1" w:lastRow="0" w:firstColumn="0" w:lastColumn="0" w:noHBand="0" w:noVBand="0"/>
       </w:tblPr>
       <w:tblGrid>
-        <w:gridCol w:w="9648"/>
+        <w:gridCol w:w="9325"/>
       </w:tblGrid>
       <w:tr>
         <w:trPr>
+          <w:cnfStyle w:val="100000000000" w:firstRow="1" w:lastRow="0" w:firstColumn="0" w:lastColumn="0" w:oddVBand="0" w:evenVBand="0" w:oddHBand="0" w:evenHBand="0" w:firstRowFirstColumn="0" w:firstRowLastColumn="0" w:lastRowFirstColumn="0" w:lastRowLastColumn="0"/>
           <w:cantSplit/>
         </w:trPr>
         <w:tc>
@@ -727,52 +697,6 @@
               <w:spacing w:before="0" w:after="0"/>
               <w:textAlignment w:val="center"/>
             </w:pPr>
-            <w:r>
-              <w:rPr>
-                <w:noProof/>
-              </w:rPr>
-              <w:drawing>
-                <wp:inline distT="0" distB="0" distL="0" distR="0" wp14:anchorId="3E8598A6" wp14:editId="263DE722">
-                  <wp:extent cx="152400" cy="152400"/>
-                  <wp:effectExtent l="0" t="0" r="0" b="0"/>
-                  <wp:docPr id="29" name="Picture"/>
-                  <wp:cNvGraphicFramePr/>
-                  <a:graphic xmlns:a="http://schemas.openxmlformats.org/drawingml/2006/main">
-                    <a:graphicData uri="http://schemas.openxmlformats.org/drawingml/2006/picture">
-                      <pic:pic xmlns:pic="http://schemas.openxmlformats.org/drawingml/2006/picture">
-                        <pic:nvPicPr>
-                          <pic:cNvPr id="30" name="Picture" descr="/Applications/RStudio.app/Contents/Resources/app/quarto/share/formats/docx/tip.png"/>
-                          <pic:cNvPicPr>
-                            <a:picLocks noChangeAspect="1" noChangeArrowheads="1"/>
-                          </pic:cNvPicPr>
-                        </pic:nvPicPr>
-                        <pic:blipFill>
-                          <a:blip r:embed="rId8"/>
-                          <a:stretch>
-                            <a:fillRect/>
-                          </a:stretch>
-                        </pic:blipFill>
-                        <pic:spPr bwMode="auto">
-                          <a:xfrm>
-                            <a:off x="0" y="0"/>
-                            <a:ext cx="152400" cy="152400"/>
-                          </a:xfrm>
-                          <a:prstGeom prst="rect">
-                            <a:avLst/>
-                          </a:prstGeom>
-                          <a:noFill/>
-                          <a:ln w="9525">
-                            <a:noFill/>
-                            <a:headEnd/>
-                            <a:tailEnd/>
-                          </a:ln>
-                        </pic:spPr>
-                      </pic:pic>
-                    </a:graphicData>
-                  </a:graphic>
-                </wp:inline>
-              </w:drawing>
-            </w:r>
             <w:r>
               <w:t xml:space="preserve">  Answer</w:t>
             </w:r>
@@ -813,6 +737,9 @@
           <w:p>
             <w:pPr>
               <w:pStyle w:val="SourceCode"/>
+              <w:rPr>
+                <w:rStyle w:val="NormalTok"/>
+              </w:rPr>
             </w:pPr>
             <w:r>
               <w:rPr>
@@ -832,7 +759,6 @@
               </w:rPr>
               <w:t xml:space="preserve"> </w:t>
             </w:r>
-            <w:proofErr w:type="gramStart"/>
             <w:r>
               <w:rPr>
                 <w:rStyle w:val="FunctionTok"/>
@@ -843,14 +769,7 @@
               <w:rPr>
                 <w:rStyle w:val="NormalTok"/>
               </w:rPr>
-              <w:t>(</w:t>
-            </w:r>
-            <w:proofErr w:type="gramEnd"/>
-            <w:r>
-              <w:rPr>
-                <w:rStyle w:val="NormalTok"/>
-              </w:rPr>
-              <w:t xml:space="preserve">seu, </w:t>
+              <w:t xml:space="preserve">(seu, </w:t>
             </w:r>
             <w:r>
               <w:rPr>
@@ -911,6 +830,14 @@
                 <w:rStyle w:val="NormalTok"/>
               </w:rPr>
               <w:t>)</w:t>
+            </w:r>
+          </w:p>
+          <w:p>
+            <w:pPr>
+              <w:pStyle w:val="SourceCode"/>
+            </w:pPr>
+            <w:r>
+              <w:t>Code ends here</w:t>
             </w:r>
           </w:p>
           <w:p>
@@ -932,8 +859,10 @@
           <w:p>
             <w:pPr>
               <w:pStyle w:val="SourceCode"/>
+              <w:rPr>
+                <w:rStyle w:val="NormalTok"/>
+              </w:rPr>
             </w:pPr>
-            <w:proofErr w:type="gramStart"/>
             <w:r>
               <w:rPr>
                 <w:rStyle w:val="NormalTok"/>
@@ -956,14 +885,7 @@
               <w:rPr>
                 <w:rStyle w:val="NormalTok"/>
               </w:rPr>
-              <w:t>(</w:t>
-            </w:r>
-            <w:proofErr w:type="gramEnd"/>
-            <w:r>
-              <w:rPr>
-                <w:rStyle w:val="NormalTok"/>
-              </w:rPr>
-              <w:t xml:space="preserve">seu, </w:t>
+              <w:t xml:space="preserve">(seu, </w:t>
             </w:r>
             <w:r>
               <w:rPr>
@@ -988,6 +910,14 @@
                 <w:rStyle w:val="NormalTok"/>
               </w:rPr>
               <w:t>)</w:t>
+            </w:r>
+          </w:p>
+          <w:p>
+            <w:pPr>
+              <w:pStyle w:val="SourceCode"/>
+            </w:pPr>
+            <w:r>
+              <w:t>Code ends here</w:t>
             </w:r>
           </w:p>
           <w:p>
@@ -999,22 +929,22 @@
                 <w:noProof/>
               </w:rPr>
               <w:drawing>
-                <wp:inline distT="0" distB="0" distL="0" distR="0" wp14:anchorId="2FD8BA20" wp14:editId="28692F00">
+                <wp:inline distT="0" distB="0" distL="0" distR="0" wp14:anchorId="2FD8BA20" wp14:editId="32994776">
                   <wp:extent cx="5334000" cy="4267200"/>
                   <wp:effectExtent l="0" t="0" r="0" b="0"/>
-                  <wp:docPr id="32" name="Picture"/>
+                  <wp:docPr id="32" name="Picture" descr="UMAP plot from previous code"/>
                   <wp:cNvGraphicFramePr/>
                   <a:graphic xmlns:a="http://schemas.openxmlformats.org/drawingml/2006/main">
                     <a:graphicData uri="http://schemas.openxmlformats.org/drawingml/2006/picture">
                       <pic:pic xmlns:pic="http://schemas.openxmlformats.org/drawingml/2006/picture">
                         <pic:nvPicPr>
-                          <pic:cNvPr id="33" name="Picture" descr="day2-3_integration_files/figure-docx/unnamed-chunk-6-1.png"/>
+                          <pic:cNvPr id="32" name="Picture" descr="UMAP plot from previous code"/>
                           <pic:cNvPicPr>
                             <a:picLocks noChangeAspect="1" noChangeArrowheads="1"/>
                           </pic:cNvPicPr>
                         </pic:nvPicPr>
                         <pic:blipFill>
-                          <a:blip r:embed="rId9"/>
+                          <a:blip r:embed="rId7"/>
                           <a:stretch>
                             <a:fillRect/>
                           </a:stretch>
@@ -1064,8 +994,10 @@
     <w:p>
       <w:pPr>
         <w:pStyle w:val="SourceCode"/>
-      </w:pPr>
-      <w:proofErr w:type="gramStart"/>
+        <w:rPr>
+          <w:rStyle w:val="NormalTok"/>
+        </w:rPr>
+      </w:pPr>
       <w:r>
         <w:rPr>
           <w:rStyle w:val="FunctionTok"/>
@@ -1076,14 +1008,7 @@
         <w:rPr>
           <w:rStyle w:val="NormalTok"/>
         </w:rPr>
-        <w:t>(</w:t>
-      </w:r>
-      <w:proofErr w:type="gramEnd"/>
-      <w:r>
-        <w:rPr>
-          <w:rStyle w:val="NormalTok"/>
-        </w:rPr>
-        <w:t xml:space="preserve">seu, </w:t>
+        <w:t xml:space="preserve">(seu, </w:t>
       </w:r>
       <w:r>
         <w:rPr>
@@ -1100,93 +1025,156 @@
     </w:p>
     <w:p>
       <w:pPr>
-        <w:pStyle w:val="FirstParagraph"/>
-      </w:pPr>
-      <w:r>
-        <w:t>Clear your environment:</w:t>
+        <w:pStyle w:val="SourceCode"/>
+      </w:pPr>
+      <w:r>
+        <w:t>Code ends here</w:t>
       </w:r>
     </w:p>
     <w:p>
       <w:pPr>
-        <w:pStyle w:val="BodyText"/>
-      </w:pPr>
-      <w:r>
-        <w:t>Code starts here:</w:t>
+        <w:pStyle w:val="FirstParagraph"/>
+      </w:pPr>
+      <w:r>
+        <w:lastRenderedPageBreak/>
+        <w:t>Clear your environment:</w:t>
       </w:r>
     </w:p>
     <w:p>
       <w:pPr>
+        <w:pStyle w:val="BodyText"/>
+      </w:pPr>
+      <w:r>
+        <w:t>Code starts here:</w:t>
+      </w:r>
+    </w:p>
+    <w:p>
+      <w:pPr>
         <w:pStyle w:val="SourceCode"/>
-      </w:pPr>
+        <w:rPr>
+          <w:rStyle w:val="NormalTok"/>
+          <w:lang w:val="de-CH"/>
+        </w:rPr>
+      </w:pPr>
+      <w:proofErr w:type="spellStart"/>
       <w:r>
         <w:rPr>
           <w:rStyle w:val="FunctionTok"/>
-        </w:rPr>
-        <w:lastRenderedPageBreak/>
+          <w:lang w:val="de-CH"/>
+        </w:rPr>
         <w:t>rm</w:t>
       </w:r>
-      <w:r>
-        <w:rPr>
-          <w:rStyle w:val="NormalTok"/>
+      <w:proofErr w:type="spellEnd"/>
+      <w:r>
+        <w:rPr>
+          <w:rStyle w:val="NormalTok"/>
+          <w:lang w:val="de-CH"/>
         </w:rPr>
         <w:t>(</w:t>
       </w:r>
+      <w:proofErr w:type="spellStart"/>
       <w:r>
         <w:rPr>
           <w:rStyle w:val="AttributeTok"/>
-        </w:rPr>
-        <w:t>list =</w:t>
-      </w:r>
-      <w:r>
-        <w:rPr>
-          <w:rStyle w:val="NormalTok"/>
+          <w:lang w:val="de-CH"/>
+        </w:rPr>
+        <w:t>list</w:t>
+      </w:r>
+      <w:proofErr w:type="spellEnd"/>
+      <w:r>
+        <w:rPr>
+          <w:rStyle w:val="AttributeTok"/>
+          <w:lang w:val="de-CH"/>
+        </w:rPr>
+        <w:t xml:space="preserve"> =</w:t>
+      </w:r>
+      <w:r>
+        <w:rPr>
+          <w:rStyle w:val="NormalTok"/>
+          <w:lang w:val="de-CH"/>
         </w:rPr>
         <w:t xml:space="preserve"> </w:t>
       </w:r>
+      <w:proofErr w:type="spellStart"/>
       <w:r>
         <w:rPr>
           <w:rStyle w:val="FunctionTok"/>
+          <w:lang w:val="de-CH"/>
         </w:rPr>
         <w:t>ls</w:t>
       </w:r>
-      <w:r>
-        <w:rPr>
-          <w:rStyle w:val="NormalTok"/>
+      <w:proofErr w:type="spellEnd"/>
+      <w:r>
+        <w:rPr>
+          <w:rStyle w:val="NormalTok"/>
+          <w:lang w:val="de-CH"/>
         </w:rPr>
         <w:t>())</w:t>
       </w:r>
       <w:r>
+        <w:rPr>
+          <w:lang w:val="de-CH"/>
+        </w:rPr>
         <w:br/>
       </w:r>
+      <w:proofErr w:type="spellStart"/>
       <w:r>
         <w:rPr>
           <w:rStyle w:val="FunctionTok"/>
+          <w:lang w:val="de-CH"/>
         </w:rPr>
         <w:t>gc</w:t>
       </w:r>
-      <w:r>
-        <w:rPr>
-          <w:rStyle w:val="NormalTok"/>
+      <w:proofErr w:type="spellEnd"/>
+      <w:r>
+        <w:rPr>
+          <w:rStyle w:val="NormalTok"/>
+          <w:lang w:val="de-CH"/>
         </w:rPr>
         <w:t>()</w:t>
       </w:r>
       <w:r>
+        <w:rPr>
+          <w:lang w:val="de-CH"/>
+        </w:rPr>
         <w:br/>
       </w:r>
       <w:r>
         <w:rPr>
           <w:rStyle w:val="FunctionTok"/>
-        </w:rPr>
-        <w:t>.rs.restartR</w:t>
-      </w:r>
-      <w:r>
-        <w:rPr>
-          <w:rStyle w:val="NormalTok"/>
+          <w:lang w:val="de-CH"/>
+        </w:rPr>
+        <w:t>.</w:t>
+      </w:r>
+      <w:proofErr w:type="spellStart"/>
+      <w:r>
+        <w:rPr>
+          <w:rStyle w:val="FunctionTok"/>
+          <w:lang w:val="de-CH"/>
+        </w:rPr>
+        <w:t>rs.restartR</w:t>
+      </w:r>
+      <w:proofErr w:type="spellEnd"/>
+      <w:r>
+        <w:rPr>
+          <w:rStyle w:val="NormalTok"/>
+          <w:lang w:val="de-CH"/>
         </w:rPr>
         <w:t>()</w:t>
       </w:r>
       <w:bookmarkEnd w:id="1"/>
       <w:bookmarkEnd w:id="2"/>
+    </w:p>
+    <w:p>
+      <w:pPr>
+        <w:pStyle w:val="SourceCode"/>
+        <w:rPr>
+          <w:lang w:val="de-CH"/>
+        </w:rPr>
+      </w:pPr>
+      <w:r>
+        <w:t>Code ends here</w:t>
+      </w:r>
     </w:p>
     <w:sectPr>
       <w:pgSz w:w="12240" w:h="15840"/>
